--- a/src/content/bios/Orr-JB 2021.docx
+++ b/src/content/bios/Orr-JB 2021.docx
@@ -1,6 +1,6 @@
 
 <file path=word/document.xml><?xml version="1.0" encoding="utf-8"?>
-<w:document xmlns:wpc="http://schemas.microsoft.com/office/word/2010/wordprocessingCanvas" xmlns:cx="http://schemas.microsoft.com/office/drawing/2014/chartex" xmlns:cx1="http://schemas.microsoft.com/office/drawing/2015/9/8/chartex" xmlns:cx2="http://schemas.microsoft.com/office/drawing/2015/10/21/chartex" xmlns:cx3="http://schemas.microsoft.com/office/drawing/2016/5/9/chartex" xmlns:cx4="http://schemas.microsoft.com/office/drawing/2016/5/10/chartex" xmlns:cx5="http://schemas.microsoft.com/office/drawing/2016/5/11/chartex" xmlns:cx6="http://schemas.microsoft.com/office/drawing/2016/5/12/chartex" xmlns:cx7="http://schemas.microsoft.com/office/drawing/2016/5/13/chartex" xmlns:cx8="http://schemas.microsoft.com/office/drawing/2016/5/14/chartex" xmlns:mc="http://schemas.openxmlformats.org/markup-compatibility/2006" xmlns:aink="http://schemas.microsoft.com/office/drawing/2016/ink" xmlns:am3d="http://schemas.microsoft.com/office/drawing/2017/model3d" xmlns:o="urn:schemas-microsoft-com:office:office" xmlns:oel="http://schemas.microsoft.com/office/2019/extlst" xmlns:r="http://schemas.openxmlformats.org/officeDocument/2006/relationships" xmlns:m="http://schemas.openxmlformats.org/officeDocument/2006/math" xmlns:v="urn:schemas-microsoft-com:vml" xmlns:wp14="http://schemas.microsoft.com/office/word/2010/wordprocessingDrawing" xmlns:wp="http://schemas.openxmlformats.org/drawingml/2006/wordprocessingDrawing" xmlns:w10="urn:schemas-microsoft-com:office:word" xmlns:w="http://schemas.openxmlformats.org/wordprocessingml/2006/main" xmlns:w14="http://schemas.microsoft.com/office/word/2010/wordml" xmlns:w15="http://schemas.microsoft.com/office/word/2012/wordml" xmlns:w16cex="http://schemas.microsoft.com/office/word/2018/wordml/cex" xmlns:w16cid="http://schemas.microsoft.com/office/word/2016/wordml/cid" xmlns:w16="http://schemas.microsoft.com/office/word/2018/wordml" xmlns:w16du="http://schemas.microsoft.com/office/word/2023/wordml/word16du" xmlns:w16sdtdh="http://schemas.microsoft.com/office/word/2020/wordml/sdtdatahash" xmlns:w16sdtfl="http://schemas.microsoft.com/office/word/2024/wordml/sdtformatlock" xmlns:w16se="http://schemas.microsoft.com/office/word/2015/wordml/symex" xmlns:wpg="http://schemas.microsoft.com/office/word/2010/wordprocessingGroup" xmlns:wpi="http://schemas.microsoft.com/office/word/2010/wordprocessingInk" xmlns:wne="http://schemas.microsoft.com/office/word/2006/wordml" xmlns:wps="http://schemas.microsoft.com/office/word/2010/wordprocessingShape" mc:Ignorable="w14 w15 w16se w16cid w16 w16cex w16sdtdh w16sdtfl w16du wp14">
+<w:document xmlns:wpc="http://schemas.microsoft.com/office/word/2010/wordprocessingCanvas" xmlns:cx="http://schemas.microsoft.com/office/drawing/2014/chartex" xmlns:cx1="http://schemas.microsoft.com/office/drawing/2015/9/8/chartex" xmlns:cx2="http://schemas.microsoft.com/office/drawing/2015/10/21/chartex" xmlns:cx3="http://schemas.microsoft.com/office/drawing/2016/5/9/chartex" xmlns:cx4="http://schemas.microsoft.com/office/drawing/2016/5/10/chartex" xmlns:cx5="http://schemas.microsoft.com/office/drawing/2016/5/11/chartex" xmlns:cx6="http://schemas.microsoft.com/office/drawing/2016/5/12/chartex" xmlns:cx7="http://schemas.microsoft.com/office/drawing/2016/5/13/chartex" xmlns:cx8="http://schemas.microsoft.com/office/drawing/2016/5/14/chartex" xmlns:mc="http://schemas.openxmlformats.org/markup-compatibility/2006" xmlns:m="http://schemas.openxmlformats.org/officeDocument/2006/math" xmlns:aink="http://schemas.microsoft.com/office/drawing/2016/ink" xmlns:am3d="http://schemas.microsoft.com/office/drawing/2017/model3d" xmlns:oel="http://schemas.microsoft.com/office/2019/extlst" xmlns:r="http://schemas.openxmlformats.org/officeDocument/2006/relationships" xmlns:wp14="http://schemas.microsoft.com/office/word/2010/wordprocessingDrawing" xmlns:wp="http://schemas.openxmlformats.org/drawingml/2006/wordprocessingDrawing" xmlns:wpg="http://schemas.microsoft.com/office/word/2010/wordprocessingGroup" xmlns:wpi="http://schemas.microsoft.com/office/word/2010/wordprocessingInk" xmlns:wps="http://schemas.microsoft.com/office/word/2010/wordprocessingShape" xmlns:o="urn:schemas-microsoft-com:office:office" xmlns:v="urn:schemas-microsoft-com:vml" xmlns:w10="urn:schemas-microsoft-com:office:word" xmlns:w="http://schemas.openxmlformats.org/wordprocessingml/2006/main" xmlns:w14="http://schemas.microsoft.com/office/word/2010/wordml" xmlns:w15="http://schemas.microsoft.com/office/word/2012/wordml" xmlns:w16cei="http://schemas.microsoft.com/office/word/2026/wordml/cei" xmlns:w16cex="http://schemas.microsoft.com/office/word/2018/wordml/cex" xmlns:w16cid="http://schemas.microsoft.com/office/word/2016/wordml/cid" xmlns:w16="http://schemas.microsoft.com/office/word/2018/wordml" xmlns:w16sdtdh="http://schemas.microsoft.com/office/word/2020/wordml/sdtdatahash" xmlns:w16sdtfl="http://schemas.microsoft.com/office/word/2024/wordml/sdtformatlock" xmlns:w16se="http://schemas.microsoft.com/office/word/2015/wordml/symex" xmlns:w16du="http://schemas.microsoft.com/office/word/2023/wordml/word16du" xmlns:wne="http://schemas.microsoft.com/office/word/2006/wordml" mc:Ignorable="w14 w15 w16se w16cid w16 w16cex w16sdtdh w16sdtfl w16du wp14">
   <w:body>
     <w:p>
       <w:pPr>
@@ -11,7 +11,212 @@
         </w:rPr>
       </w:pPr>
       <w:r>
-        <w:t xml:space="preserve">ORR, John Boyd, British nutritional scientist and first Director-General of the Food and Agriculture Organization of the United Nations (FAO) 1945-1948, was born 23 September 1880 in Kilmaurs, Ayrshire, Scotland, United Kingdom and passed away 25 June 1971 in Brechin, Angus, Scotland. He was the son of Robert Clark Orr, house painter and quarry owner, and Annie Boyd. On 21 February 1915 he married Elizabeth Pearson Callum. They had two daughters and one son.</w:t>
+        <w:fldChar w:fldCharType="begin"/>
+      </w:r>
+      <w:r>
+        <w:rPr>
+          <w:lang w:val="en-US"/>
+        </w:rPr>
+        <w:instrText xml:space="preserve"> SEQ CHAPTER \h \r 1</w:instrText>
+      </w:r>
+      <w:r>
+        <w:fldChar w:fldCharType="end"/>
+      </w:r>
+      <w:r>
+        <w:rPr>
+          <w:b/>
+          <w:lang w:val="en-US"/>
+        </w:rPr>
+        <w:t xml:space="preserve">ORR, John Boyd, </w:t>
+      </w:r>
+      <w:r>
+        <w:rPr>
+          <w:b/>
+          <w:lang w:val="en-US"/>
+        </w:rPr>
+        <w:t xml:space="preserve">British </w:t>
+      </w:r>
+      <w:r>
+        <w:rPr>
+          <w:b/>
+          <w:lang w:val="en-US"/>
+        </w:rPr>
+        <w:t xml:space="preserve">nutritional scientist and first Director-General of the Food and Agriculture Organization of the United Nations </w:t>
+      </w:r>
+      <w:r>
+        <w:rPr>
+          <w:b/>
+          <w:lang w:val="en-US"/>
+        </w:rPr>
+        <w:t>(</w:t>
+      </w:r>
+      <w:r>
+        <w:rPr>
+          <w:b/>
+          <w:lang w:val="en-US"/>
+        </w:rPr>
+        <w:t>FAO</w:t>
+      </w:r>
+      <w:r>
+        <w:rPr>
+          <w:b/>
+          <w:lang w:val="en-US"/>
+        </w:rPr>
+        <w:t>)</w:t>
+      </w:r>
+      <w:r>
+        <w:rPr>
+          <w:b/>
+          <w:lang w:val="en-US"/>
+        </w:rPr>
+        <w:t xml:space="preserve"> 1945-</w:t>
+      </w:r>
+      <w:r>
+        <w:rPr>
+          <w:b/>
+          <w:lang w:val="en-US"/>
+        </w:rPr>
+        <w:t>19</w:t>
+      </w:r>
+      <w:r>
+        <w:rPr>
+          <w:b/>
+          <w:lang w:val="en-US"/>
+        </w:rPr>
+        <w:t>4</w:t>
+      </w:r>
+      <w:r>
+        <w:rPr>
+          <w:b/>
+          <w:lang w:val="en-US"/>
+        </w:rPr>
+        <w:t>8</w:t>
+      </w:r>
+      <w:r>
+        <w:rPr>
+          <w:b/>
+          <w:lang w:val="en-US"/>
+        </w:rPr>
+        <w:t xml:space="preserve">, was born 23 September 1880 in Kilmaurs, Ayrshire, Scotland, United Kingdom and passed away 25 June 1971 </w:t>
+      </w:r>
+      <w:r>
+        <w:rPr>
+          <w:b/>
+          <w:lang w:val="en-US"/>
+        </w:rPr>
+        <w:t>in</w:t>
+      </w:r>
+      <w:r>
+        <w:rPr>
+          <w:b/>
+          <w:lang w:val="en-US"/>
+        </w:rPr>
+        <w:t xml:space="preserve"> </w:t>
+      </w:r>
+      <w:r>
+        <w:rPr>
+          <w:b/>
+          <w:lang w:val="en-US"/>
+        </w:rPr>
+        <w:t>Brechin</w:t>
+      </w:r>
+      <w:r>
+        <w:rPr>
+          <w:b/>
+          <w:lang w:val="en-US"/>
+        </w:rPr>
+        <w:t xml:space="preserve">, </w:t>
+      </w:r>
+      <w:r>
+        <w:rPr>
+          <w:b/>
+          <w:lang w:val="en-US"/>
+        </w:rPr>
+        <w:t xml:space="preserve">Angus, </w:t>
+      </w:r>
+      <w:r>
+        <w:rPr>
+          <w:b/>
+          <w:lang w:val="en-US"/>
+        </w:rPr>
+        <w:t xml:space="preserve">Scotland. He was </w:t>
+      </w:r>
+      <w:r>
+        <w:rPr>
+          <w:b/>
+          <w:lang w:val="en-US"/>
+        </w:rPr>
+        <w:t>the son of</w:t>
+      </w:r>
+      <w:r>
+        <w:rPr>
+          <w:b/>
+          <w:lang w:val="en-US"/>
+        </w:rPr>
+        <w:t xml:space="preserve"> Robert C</w:t>
+      </w:r>
+      <w:r>
+        <w:rPr>
+          <w:b/>
+          <w:lang w:val="en-US"/>
+        </w:rPr>
+        <w:t>lark</w:t>
+      </w:r>
+      <w:r>
+        <w:rPr>
+          <w:b/>
+          <w:lang w:val="en-US"/>
+        </w:rPr>
+        <w:t xml:space="preserve"> Orr, </w:t>
+      </w:r>
+      <w:r>
+        <w:rPr>
+          <w:b/>
+          <w:lang w:val="en-US"/>
+        </w:rPr>
+        <w:t xml:space="preserve">house painter and </w:t>
+      </w:r>
+      <w:r>
+        <w:rPr>
+          <w:b/>
+          <w:lang w:val="en-US"/>
+        </w:rPr>
+        <w:t>quarry owner, and Annie Boyd.</w:t>
+      </w:r>
+      <w:r>
+        <w:rPr>
+          <w:b/>
+          <w:lang w:val="en-US"/>
+        </w:rPr>
+        <w:t xml:space="preserve"> </w:t>
+      </w:r>
+      <w:r>
+        <w:rPr>
+          <w:b/>
+          <w:lang w:val="en-US"/>
+        </w:rPr>
+        <w:t xml:space="preserve">On </w:t>
+      </w:r>
+      <w:r>
+        <w:rPr>
+          <w:b/>
+          <w:lang w:val="en-US"/>
+        </w:rPr>
+        <w:t>21 February 1915</w:t>
+      </w:r>
+      <w:r>
+        <w:rPr>
+          <w:b/>
+          <w:lang w:val="en-US"/>
+        </w:rPr>
+        <w:t xml:space="preserve"> he married Elizabeth Pearson Callum. They had two daughters</w:t>
+      </w:r>
+      <w:r>
+        <w:rPr>
+          <w:b/>
+          <w:lang w:val="en-US"/>
+        </w:rPr>
+        <w:t xml:space="preserve"> and one son.</w:t>
       </w:r>
     </w:p>
     <w:p>
@@ -203,21 +408,11 @@
         </w:rPr>
         <w:t xml:space="preserve">Source: </w:t>
       </w:r>
-      <w:hyperlink r:id="rId7" w:history="1">
-        <w:r>
-          <w:rPr>
-            <w:rStyle w:val="Hyperlink"/>
-            <w:u w:val="none"/>
-            <w:lang w:val="en-US"/>
-          </w:rPr>
-          <w:t>www.fao.org/3/cb1182en/online/directors.html</w:t>
-        </w:r>
-      </w:hyperlink>
-      <w:r>
-        <w:rPr>
-          <w:lang w:val="en-US"/>
-        </w:rPr>
-        <w:t xml:space="preserve"> </w:t>
+      <w:r>
+        <w:rPr>
+          <w:lang w:val="en-GB"/>
+        </w:rPr>
+        <w:t>Orr, 1949, Nobel Peace Prize Laureate, Nobel Foundation Archive, public domain</w:t>
       </w:r>
     </w:p>
     <w:p>
@@ -3928,7 +4123,7 @@
         </w:rPr>
         <w:t xml:space="preserve"> </w:t>
       </w:r>
-      <w:hyperlink r:id="rId8" w:history="1">
+      <w:hyperlink r:id="rId7" w:history="1">
         <w:r>
           <w:rPr>
             <w:rStyle w:val="Hyperlink"/>
@@ -4034,7 +4229,7 @@
         </w:rPr>
         <w:t xml:space="preserve">A full bibliography, including all scientific publications, is available at FAO Library &amp; Archives, see </w:t>
       </w:r>
-      <w:hyperlink r:id="rId9" w:history="1">
+      <w:hyperlink r:id="rId8" w:history="1">
         <w:r>
           <w:rPr>
             <w:rStyle w:val="Hyperlink"/>
@@ -4599,7 +4794,7 @@
         </w:rPr>
         <w:t xml:space="preserve">, Amsterdam 1972, available at </w:t>
       </w:r>
-      <w:hyperlink r:id="rId10" w:history="1">
+      <w:hyperlink r:id="rId9" w:history="1">
         <w:r>
           <w:rPr>
             <w:rStyle w:val="Hyperlink"/>
@@ -4686,7 +4881,7 @@
         </w:rPr>
         <w:t xml:space="preserve">, available at </w:t>
       </w:r>
-      <w:hyperlink r:id="rId11" w:history="1">
+      <w:hyperlink r:id="rId10" w:history="1">
         <w:r>
           <w:rPr>
             <w:rStyle w:val="Hyperlink"/>
@@ -5054,7 +5249,7 @@
         </w:rPr>
         <w:t xml:space="preserve">available at </w:t>
       </w:r>
-      <w:hyperlink r:id="rId12" w:history="1">
+      <w:hyperlink r:id="rId11" w:history="1">
         <w:r>
           <w:rPr>
             <w:rStyle w:val="Hyperlink"/>
@@ -5151,7 +5346,7 @@
         </w:rPr>
         <w:t xml:space="preserve">, Wageningen 1948, available at </w:t>
       </w:r>
-      <w:hyperlink r:id="rId13" w:history="1">
+      <w:hyperlink r:id="rId12" w:history="1">
         <w:r>
           <w:rPr>
             <w:rStyle w:val="Hyperlink"/>
@@ -5329,7 +5524,7 @@
         </w:rPr>
         <w:t xml:space="preserve">, 27/1, January 1972, 1-5, available at </w:t>
       </w:r>
-      <w:hyperlink r:id="rId14" w:history="1">
+      <w:hyperlink r:id="rId13" w:history="1">
         <w:r>
           <w:rPr>
             <w:rStyle w:val="Hyperlink"/>
@@ -5530,7 +5725,7 @@
         </w:rPr>
         <w:t xml:space="preserve">, Oxford 2004, see </w:t>
       </w:r>
-      <w:hyperlink r:id="rId15" w:history="1">
+      <w:hyperlink r:id="rId14" w:history="1">
         <w:r>
           <w:rPr>
             <w:rStyle w:val="Hyperlink"/>
@@ -5785,7 +5980,7 @@
         </w:rPr>
         <w:t xml:space="preserve">Eisenberg, </w:t>
       </w:r>
-      <w:hyperlink r:id="rId16" w:history="1">
+      <w:hyperlink r:id="rId15" w:history="1">
         <w:r>
           <w:rPr>
             <w:rStyle w:val="Hyperlink"/>
@@ -5803,9 +5998,9 @@
       </w:r>
     </w:p>
     <w:sectPr>
-      <w:headerReference w:type="even" r:id="rId17"/>
-      <w:headerReference w:type="default" r:id="rId18"/>
-      <w:footerReference w:type="default" r:id="rId19"/>
+      <w:headerReference w:type="even" r:id="rId16"/>
+      <w:headerReference w:type="default" r:id="rId17"/>
+      <w:footerReference w:type="default" r:id="rId18"/>
       <w:pgSz w:w="11900" w:h="16840"/>
       <w:pgMar w:top="1418" w:right="1418" w:bottom="1418" w:left="1418" w:header="709" w:footer="709" w:gutter="0"/>
       <w:cols w:space="708"/>
@@ -5816,7 +6011,7 @@
 </file>
 
 <file path=word/endnotes.xml><?xml version="1.0" encoding="utf-8"?>
-<w:endnotes xmlns:wpc="http://schemas.microsoft.com/office/word/2010/wordprocessingCanvas" xmlns:cx="http://schemas.microsoft.com/office/drawing/2014/chartex" xmlns:cx1="http://schemas.microsoft.com/office/drawing/2015/9/8/chartex" xmlns:cx2="http://schemas.microsoft.com/office/drawing/2015/10/21/chartex" xmlns:cx3="http://schemas.microsoft.com/office/drawing/2016/5/9/chartex" xmlns:cx4="http://schemas.microsoft.com/office/drawing/2016/5/10/chartex" xmlns:cx5="http://schemas.microsoft.com/office/drawing/2016/5/11/chartex" xmlns:cx6="http://schemas.microsoft.com/office/drawing/2016/5/12/chartex" xmlns:cx7="http://schemas.microsoft.com/office/drawing/2016/5/13/chartex" xmlns:cx8="http://schemas.microsoft.com/office/drawing/2016/5/14/chartex" xmlns:mc="http://schemas.openxmlformats.org/markup-compatibility/2006" xmlns:aink="http://schemas.microsoft.com/office/drawing/2016/ink" xmlns:am3d="http://schemas.microsoft.com/office/drawing/2017/model3d" xmlns:o="urn:schemas-microsoft-com:office:office" xmlns:oel="http://schemas.microsoft.com/office/2019/extlst" xmlns:r="http://schemas.openxmlformats.org/officeDocument/2006/relationships" xmlns:m="http://schemas.openxmlformats.org/officeDocument/2006/math" xmlns:v="urn:schemas-microsoft-com:vml" xmlns:wp14="http://schemas.microsoft.com/office/word/2010/wordprocessingDrawing" xmlns:wp="http://schemas.openxmlformats.org/drawingml/2006/wordprocessingDrawing" xmlns:w10="urn:schemas-microsoft-com:office:word" xmlns:w="http://schemas.openxmlformats.org/wordprocessingml/2006/main" xmlns:w14="http://schemas.microsoft.com/office/word/2010/wordml" xmlns:w15="http://schemas.microsoft.com/office/word/2012/wordml" xmlns:w16cex="http://schemas.microsoft.com/office/word/2018/wordml/cex" xmlns:w16cid="http://schemas.microsoft.com/office/word/2016/wordml/cid" xmlns:w16="http://schemas.microsoft.com/office/word/2018/wordml" xmlns:w16du="http://schemas.microsoft.com/office/word/2023/wordml/word16du" xmlns:w16sdtdh="http://schemas.microsoft.com/office/word/2020/wordml/sdtdatahash" xmlns:w16sdtfl="http://schemas.microsoft.com/office/word/2024/wordml/sdtformatlock" xmlns:w16se="http://schemas.microsoft.com/office/word/2015/wordml/symex" xmlns:wpg="http://schemas.microsoft.com/office/word/2010/wordprocessingGroup" xmlns:wpi="http://schemas.microsoft.com/office/word/2010/wordprocessingInk" xmlns:wne="http://schemas.microsoft.com/office/word/2006/wordml" xmlns:wps="http://schemas.microsoft.com/office/word/2010/wordprocessingShape" mc:Ignorable="w14 w15 w16se w16cid w16 w16cex w16sdtdh w16sdtfl w16du wp14">
+<w:endnotes xmlns:wpc="http://schemas.microsoft.com/office/word/2010/wordprocessingCanvas" xmlns:cx="http://schemas.microsoft.com/office/drawing/2014/chartex" xmlns:cx1="http://schemas.microsoft.com/office/drawing/2015/9/8/chartex" xmlns:cx2="http://schemas.microsoft.com/office/drawing/2015/10/21/chartex" xmlns:cx3="http://schemas.microsoft.com/office/drawing/2016/5/9/chartex" xmlns:cx4="http://schemas.microsoft.com/office/drawing/2016/5/10/chartex" xmlns:cx5="http://schemas.microsoft.com/office/drawing/2016/5/11/chartex" xmlns:cx6="http://schemas.microsoft.com/office/drawing/2016/5/12/chartex" xmlns:cx7="http://schemas.microsoft.com/office/drawing/2016/5/13/chartex" xmlns:cx8="http://schemas.microsoft.com/office/drawing/2016/5/14/chartex" xmlns:mc="http://schemas.openxmlformats.org/markup-compatibility/2006" xmlns:m="http://schemas.openxmlformats.org/officeDocument/2006/math" xmlns:aink="http://schemas.microsoft.com/office/drawing/2016/ink" xmlns:am3d="http://schemas.microsoft.com/office/drawing/2017/model3d" xmlns:oel="http://schemas.microsoft.com/office/2019/extlst" xmlns:r="http://schemas.openxmlformats.org/officeDocument/2006/relationships" xmlns:wp14="http://schemas.microsoft.com/office/word/2010/wordprocessingDrawing" xmlns:wp="http://schemas.openxmlformats.org/drawingml/2006/wordprocessingDrawing" xmlns:wpg="http://schemas.microsoft.com/office/word/2010/wordprocessingGroup" xmlns:wpi="http://schemas.microsoft.com/office/word/2010/wordprocessingInk" xmlns:wps="http://schemas.microsoft.com/office/word/2010/wordprocessingShape" xmlns:o="urn:schemas-microsoft-com:office:office" xmlns:v="urn:schemas-microsoft-com:vml" xmlns:w10="urn:schemas-microsoft-com:office:word" xmlns:w="http://schemas.openxmlformats.org/wordprocessingml/2006/main" xmlns:w14="http://schemas.microsoft.com/office/word/2010/wordml" xmlns:w15="http://schemas.microsoft.com/office/word/2012/wordml" xmlns:w16cei="http://schemas.microsoft.com/office/word/2026/wordml/cei" xmlns:w16cex="http://schemas.microsoft.com/office/word/2018/wordml/cex" xmlns:w16cid="http://schemas.microsoft.com/office/word/2016/wordml/cid" xmlns:w16="http://schemas.microsoft.com/office/word/2018/wordml" xmlns:w16sdtdh="http://schemas.microsoft.com/office/word/2020/wordml/sdtdatahash" xmlns:w16sdtfl="http://schemas.microsoft.com/office/word/2024/wordml/sdtformatlock" xmlns:w16se="http://schemas.microsoft.com/office/word/2015/wordml/symex" xmlns:w16du="http://schemas.microsoft.com/office/word/2023/wordml/word16du" xmlns:wne="http://schemas.microsoft.com/office/word/2006/wordml" mc:Ignorable="w14 w15 w16se w16cid w16 w16cex w16sdtdh w16sdtfl w16du wp14">
   <w:endnote w:type="separator" w:id="-1">
     <w:p>
       <w:r>
@@ -5835,7 +6030,7 @@
 </file>
 
 <file path=word/footer1.xml><?xml version="1.0" encoding="utf-8"?>
-<w:ftr xmlns:wpc="http://schemas.microsoft.com/office/word/2010/wordprocessingCanvas" xmlns:cx="http://schemas.microsoft.com/office/drawing/2014/chartex" xmlns:cx1="http://schemas.microsoft.com/office/drawing/2015/9/8/chartex" xmlns:cx2="http://schemas.microsoft.com/office/drawing/2015/10/21/chartex" xmlns:cx3="http://schemas.microsoft.com/office/drawing/2016/5/9/chartex" xmlns:cx4="http://schemas.microsoft.com/office/drawing/2016/5/10/chartex" xmlns:cx5="http://schemas.microsoft.com/office/drawing/2016/5/11/chartex" xmlns:cx6="http://schemas.microsoft.com/office/drawing/2016/5/12/chartex" xmlns:cx7="http://schemas.microsoft.com/office/drawing/2016/5/13/chartex" xmlns:cx8="http://schemas.microsoft.com/office/drawing/2016/5/14/chartex" xmlns:mc="http://schemas.openxmlformats.org/markup-compatibility/2006" xmlns:aink="http://schemas.microsoft.com/office/drawing/2016/ink" xmlns:am3d="http://schemas.microsoft.com/office/drawing/2017/model3d" xmlns:o="urn:schemas-microsoft-com:office:office" xmlns:oel="http://schemas.microsoft.com/office/2019/extlst" xmlns:r="http://schemas.openxmlformats.org/officeDocument/2006/relationships" xmlns:m="http://schemas.openxmlformats.org/officeDocument/2006/math" xmlns:v="urn:schemas-microsoft-com:vml" xmlns:wp14="http://schemas.microsoft.com/office/word/2010/wordprocessingDrawing" xmlns:wp="http://schemas.openxmlformats.org/drawingml/2006/wordprocessingDrawing" xmlns:w10="urn:schemas-microsoft-com:office:word" xmlns:w="http://schemas.openxmlformats.org/wordprocessingml/2006/main" xmlns:w14="http://schemas.microsoft.com/office/word/2010/wordml" xmlns:w15="http://schemas.microsoft.com/office/word/2012/wordml" xmlns:w16cex="http://schemas.microsoft.com/office/word/2018/wordml/cex" xmlns:w16cid="http://schemas.microsoft.com/office/word/2016/wordml/cid" xmlns:w16="http://schemas.microsoft.com/office/word/2018/wordml" xmlns:w16du="http://schemas.microsoft.com/office/word/2023/wordml/word16du" xmlns:w16sdtdh="http://schemas.microsoft.com/office/word/2020/wordml/sdtdatahash" xmlns:w16sdtfl="http://schemas.microsoft.com/office/word/2024/wordml/sdtformatlock" xmlns:w16se="http://schemas.microsoft.com/office/word/2015/wordml/symex" xmlns:wpg="http://schemas.microsoft.com/office/word/2010/wordprocessingGroup" xmlns:wpi="http://schemas.microsoft.com/office/word/2010/wordprocessingInk" xmlns:wne="http://schemas.microsoft.com/office/word/2006/wordml" xmlns:wps="http://schemas.microsoft.com/office/word/2010/wordprocessingShape" mc:Ignorable="w14 w15 w16se w16cid w16 w16cex w16sdtdh w16sdtfl w16du wp14">
+<w:ftr xmlns:wpc="http://schemas.microsoft.com/office/word/2010/wordprocessingCanvas" xmlns:cx="http://schemas.microsoft.com/office/drawing/2014/chartex" xmlns:cx1="http://schemas.microsoft.com/office/drawing/2015/9/8/chartex" xmlns:cx2="http://schemas.microsoft.com/office/drawing/2015/10/21/chartex" xmlns:cx3="http://schemas.microsoft.com/office/drawing/2016/5/9/chartex" xmlns:cx4="http://schemas.microsoft.com/office/drawing/2016/5/10/chartex" xmlns:cx5="http://schemas.microsoft.com/office/drawing/2016/5/11/chartex" xmlns:cx6="http://schemas.microsoft.com/office/drawing/2016/5/12/chartex" xmlns:cx7="http://schemas.microsoft.com/office/drawing/2016/5/13/chartex" xmlns:cx8="http://schemas.microsoft.com/office/drawing/2016/5/14/chartex" xmlns:mc="http://schemas.openxmlformats.org/markup-compatibility/2006" xmlns:m="http://schemas.openxmlformats.org/officeDocument/2006/math" xmlns:aink="http://schemas.microsoft.com/office/drawing/2016/ink" xmlns:am3d="http://schemas.microsoft.com/office/drawing/2017/model3d" xmlns:oel="http://schemas.microsoft.com/office/2019/extlst" xmlns:r="http://schemas.openxmlformats.org/officeDocument/2006/relationships" xmlns:wp14="http://schemas.microsoft.com/office/word/2010/wordprocessingDrawing" xmlns:wp="http://schemas.openxmlformats.org/drawingml/2006/wordprocessingDrawing" xmlns:wpg="http://schemas.microsoft.com/office/word/2010/wordprocessingGroup" xmlns:wpi="http://schemas.microsoft.com/office/word/2010/wordprocessingInk" xmlns:wps="http://schemas.microsoft.com/office/word/2010/wordprocessingShape" xmlns:o="urn:schemas-microsoft-com:office:office" xmlns:v="urn:schemas-microsoft-com:vml" xmlns:w10="urn:schemas-microsoft-com:office:word" xmlns:w="http://schemas.openxmlformats.org/wordprocessingml/2006/main" xmlns:w14="http://schemas.microsoft.com/office/word/2010/wordml" xmlns:w15="http://schemas.microsoft.com/office/word/2012/wordml" xmlns:w16cei="http://schemas.microsoft.com/office/word/2026/wordml/cei" xmlns:w16cex="http://schemas.microsoft.com/office/word/2018/wordml/cex" xmlns:w16cid="http://schemas.microsoft.com/office/word/2016/wordml/cid" xmlns:w16="http://schemas.microsoft.com/office/word/2018/wordml" xmlns:w16sdtdh="http://schemas.microsoft.com/office/word/2020/wordml/sdtdatahash" xmlns:w16sdtfl="http://schemas.microsoft.com/office/word/2024/wordml/sdtformatlock" xmlns:w16se="http://schemas.microsoft.com/office/word/2015/wordml/symex" xmlns:w16du="http://schemas.microsoft.com/office/word/2023/wordml/word16du" xmlns:wne="http://schemas.microsoft.com/office/word/2006/wordml" mc:Ignorable="w14 w15 w16se w16cid w16 w16cex w16sdtdh w16sdtfl w16du wp14">
   <w:p>
     <w:pPr>
       <w:pStyle w:val="Voettekst"/>
@@ -5886,7 +6081,7 @@
 </file>
 
 <file path=word/footnotes.xml><?xml version="1.0" encoding="utf-8"?>
-<w:footnotes xmlns:wpc="http://schemas.microsoft.com/office/word/2010/wordprocessingCanvas" xmlns:cx="http://schemas.microsoft.com/office/drawing/2014/chartex" xmlns:cx1="http://schemas.microsoft.com/office/drawing/2015/9/8/chartex" xmlns:cx2="http://schemas.microsoft.com/office/drawing/2015/10/21/chartex" xmlns:cx3="http://schemas.microsoft.com/office/drawing/2016/5/9/chartex" xmlns:cx4="http://schemas.microsoft.com/office/drawing/2016/5/10/chartex" xmlns:cx5="http://schemas.microsoft.com/office/drawing/2016/5/11/chartex" xmlns:cx6="http://schemas.microsoft.com/office/drawing/2016/5/12/chartex" xmlns:cx7="http://schemas.microsoft.com/office/drawing/2016/5/13/chartex" xmlns:cx8="http://schemas.microsoft.com/office/drawing/2016/5/14/chartex" xmlns:mc="http://schemas.openxmlformats.org/markup-compatibility/2006" xmlns:aink="http://schemas.microsoft.com/office/drawing/2016/ink" xmlns:am3d="http://schemas.microsoft.com/office/drawing/2017/model3d" xmlns:o="urn:schemas-microsoft-com:office:office" xmlns:oel="http://schemas.microsoft.com/office/2019/extlst" xmlns:r="http://schemas.openxmlformats.org/officeDocument/2006/relationships" xmlns:m="http://schemas.openxmlformats.org/officeDocument/2006/math" xmlns:v="urn:schemas-microsoft-com:vml" xmlns:wp14="http://schemas.microsoft.com/office/word/2010/wordprocessingDrawing" xmlns:wp="http://schemas.openxmlformats.org/drawingml/2006/wordprocessingDrawing" xmlns:w10="urn:schemas-microsoft-com:office:word" xmlns:w="http://schemas.openxmlformats.org/wordprocessingml/2006/main" xmlns:w14="http://schemas.microsoft.com/office/word/2010/wordml" xmlns:w15="http://schemas.microsoft.com/office/word/2012/wordml" xmlns:w16cex="http://schemas.microsoft.com/office/word/2018/wordml/cex" xmlns:w16cid="http://schemas.microsoft.com/office/word/2016/wordml/cid" xmlns:w16="http://schemas.microsoft.com/office/word/2018/wordml" xmlns:w16du="http://schemas.microsoft.com/office/word/2023/wordml/word16du" xmlns:w16sdtdh="http://schemas.microsoft.com/office/word/2020/wordml/sdtdatahash" xmlns:w16sdtfl="http://schemas.microsoft.com/office/word/2024/wordml/sdtformatlock" xmlns:w16se="http://schemas.microsoft.com/office/word/2015/wordml/symex" xmlns:wpg="http://schemas.microsoft.com/office/word/2010/wordprocessingGroup" xmlns:wpi="http://schemas.microsoft.com/office/word/2010/wordprocessingInk" xmlns:wne="http://schemas.microsoft.com/office/word/2006/wordml" xmlns:wps="http://schemas.microsoft.com/office/word/2010/wordprocessingShape" mc:Ignorable="w14 w15 w16se w16cid w16 w16cex w16sdtdh w16sdtfl w16du wp14">
+<w:footnotes xmlns:wpc="http://schemas.microsoft.com/office/word/2010/wordprocessingCanvas" xmlns:cx="http://schemas.microsoft.com/office/drawing/2014/chartex" xmlns:cx1="http://schemas.microsoft.com/office/drawing/2015/9/8/chartex" xmlns:cx2="http://schemas.microsoft.com/office/drawing/2015/10/21/chartex" xmlns:cx3="http://schemas.microsoft.com/office/drawing/2016/5/9/chartex" xmlns:cx4="http://schemas.microsoft.com/office/drawing/2016/5/10/chartex" xmlns:cx5="http://schemas.microsoft.com/office/drawing/2016/5/11/chartex" xmlns:cx6="http://schemas.microsoft.com/office/drawing/2016/5/12/chartex" xmlns:cx7="http://schemas.microsoft.com/office/drawing/2016/5/13/chartex" xmlns:cx8="http://schemas.microsoft.com/office/drawing/2016/5/14/chartex" xmlns:mc="http://schemas.openxmlformats.org/markup-compatibility/2006" xmlns:m="http://schemas.openxmlformats.org/officeDocument/2006/math" xmlns:aink="http://schemas.microsoft.com/office/drawing/2016/ink" xmlns:am3d="http://schemas.microsoft.com/office/drawing/2017/model3d" xmlns:oel="http://schemas.microsoft.com/office/2019/extlst" xmlns:r="http://schemas.openxmlformats.org/officeDocument/2006/relationships" xmlns:wp14="http://schemas.microsoft.com/office/word/2010/wordprocessingDrawing" xmlns:wp="http://schemas.openxmlformats.org/drawingml/2006/wordprocessingDrawing" xmlns:wpg="http://schemas.microsoft.com/office/word/2010/wordprocessingGroup" xmlns:wpi="http://schemas.microsoft.com/office/word/2010/wordprocessingInk" xmlns:wps="http://schemas.microsoft.com/office/word/2010/wordprocessingShape" xmlns:o="urn:schemas-microsoft-com:office:office" xmlns:v="urn:schemas-microsoft-com:vml" xmlns:w10="urn:schemas-microsoft-com:office:word" xmlns:w="http://schemas.openxmlformats.org/wordprocessingml/2006/main" xmlns:w14="http://schemas.microsoft.com/office/word/2010/wordml" xmlns:w15="http://schemas.microsoft.com/office/word/2012/wordml" xmlns:w16cei="http://schemas.microsoft.com/office/word/2026/wordml/cei" xmlns:w16cex="http://schemas.microsoft.com/office/word/2018/wordml/cex" xmlns:w16cid="http://schemas.microsoft.com/office/word/2016/wordml/cid" xmlns:w16="http://schemas.microsoft.com/office/word/2018/wordml" xmlns:w16sdtdh="http://schemas.microsoft.com/office/word/2020/wordml/sdtdatahash" xmlns:w16sdtfl="http://schemas.microsoft.com/office/word/2024/wordml/sdtformatlock" xmlns:w16se="http://schemas.microsoft.com/office/word/2015/wordml/symex" xmlns:w16du="http://schemas.microsoft.com/office/word/2023/wordml/word16du" xmlns:wne="http://schemas.microsoft.com/office/word/2006/wordml" mc:Ignorable="w14 w15 w16se w16cid w16 w16cex w16sdtdh w16sdtfl w16du wp14">
   <w:footnote w:type="separator" w:id="-1">
     <w:p>
       <w:r>
@@ -5905,7 +6100,7 @@
 </file>
 
 <file path=word/header1.xml><?xml version="1.0" encoding="utf-8"?>
-<w:hdr xmlns:wpc="http://schemas.microsoft.com/office/word/2010/wordprocessingCanvas" xmlns:cx="http://schemas.microsoft.com/office/drawing/2014/chartex" xmlns:cx1="http://schemas.microsoft.com/office/drawing/2015/9/8/chartex" xmlns:cx2="http://schemas.microsoft.com/office/drawing/2015/10/21/chartex" xmlns:cx3="http://schemas.microsoft.com/office/drawing/2016/5/9/chartex" xmlns:cx4="http://schemas.microsoft.com/office/drawing/2016/5/10/chartex" xmlns:cx5="http://schemas.microsoft.com/office/drawing/2016/5/11/chartex" xmlns:cx6="http://schemas.microsoft.com/office/drawing/2016/5/12/chartex" xmlns:cx7="http://schemas.microsoft.com/office/drawing/2016/5/13/chartex" xmlns:cx8="http://schemas.microsoft.com/office/drawing/2016/5/14/chartex" xmlns:mc="http://schemas.openxmlformats.org/markup-compatibility/2006" xmlns:aink="http://schemas.microsoft.com/office/drawing/2016/ink" xmlns:am3d="http://schemas.microsoft.com/office/drawing/2017/model3d" xmlns:o="urn:schemas-microsoft-com:office:office" xmlns:oel="http://schemas.microsoft.com/office/2019/extlst" xmlns:r="http://schemas.openxmlformats.org/officeDocument/2006/relationships" xmlns:m="http://schemas.openxmlformats.org/officeDocument/2006/math" xmlns:v="urn:schemas-microsoft-com:vml" xmlns:wp14="http://schemas.microsoft.com/office/word/2010/wordprocessingDrawing" xmlns:wp="http://schemas.openxmlformats.org/drawingml/2006/wordprocessingDrawing" xmlns:w10="urn:schemas-microsoft-com:office:word" xmlns:w="http://schemas.openxmlformats.org/wordprocessingml/2006/main" xmlns:w14="http://schemas.microsoft.com/office/word/2010/wordml" xmlns:w15="http://schemas.microsoft.com/office/word/2012/wordml" xmlns:w16cex="http://schemas.microsoft.com/office/word/2018/wordml/cex" xmlns:w16cid="http://schemas.microsoft.com/office/word/2016/wordml/cid" xmlns:w16="http://schemas.microsoft.com/office/word/2018/wordml" xmlns:w16du="http://schemas.microsoft.com/office/word/2023/wordml/word16du" xmlns:w16sdtdh="http://schemas.microsoft.com/office/word/2020/wordml/sdtdatahash" xmlns:w16sdtfl="http://schemas.microsoft.com/office/word/2024/wordml/sdtformatlock" xmlns:w16se="http://schemas.microsoft.com/office/word/2015/wordml/symex" xmlns:wpg="http://schemas.microsoft.com/office/word/2010/wordprocessingGroup" xmlns:wpi="http://schemas.microsoft.com/office/word/2010/wordprocessingInk" xmlns:wne="http://schemas.microsoft.com/office/word/2006/wordml" xmlns:wps="http://schemas.microsoft.com/office/word/2010/wordprocessingShape" mc:Ignorable="w14 w15 w16se w16cid w16 w16cex w16sdtdh w16sdtfl w16du wp14">
+<w:hdr xmlns:wpc="http://schemas.microsoft.com/office/word/2010/wordprocessingCanvas" xmlns:cx="http://schemas.microsoft.com/office/drawing/2014/chartex" xmlns:cx1="http://schemas.microsoft.com/office/drawing/2015/9/8/chartex" xmlns:cx2="http://schemas.microsoft.com/office/drawing/2015/10/21/chartex" xmlns:cx3="http://schemas.microsoft.com/office/drawing/2016/5/9/chartex" xmlns:cx4="http://schemas.microsoft.com/office/drawing/2016/5/10/chartex" xmlns:cx5="http://schemas.microsoft.com/office/drawing/2016/5/11/chartex" xmlns:cx6="http://schemas.microsoft.com/office/drawing/2016/5/12/chartex" xmlns:cx7="http://schemas.microsoft.com/office/drawing/2016/5/13/chartex" xmlns:cx8="http://schemas.microsoft.com/office/drawing/2016/5/14/chartex" xmlns:mc="http://schemas.openxmlformats.org/markup-compatibility/2006" xmlns:m="http://schemas.openxmlformats.org/officeDocument/2006/math" xmlns:aink="http://schemas.microsoft.com/office/drawing/2016/ink" xmlns:am3d="http://schemas.microsoft.com/office/drawing/2017/model3d" xmlns:oel="http://schemas.microsoft.com/office/2019/extlst" xmlns:r="http://schemas.openxmlformats.org/officeDocument/2006/relationships" xmlns:wp14="http://schemas.microsoft.com/office/word/2010/wordprocessingDrawing" xmlns:wp="http://schemas.openxmlformats.org/drawingml/2006/wordprocessingDrawing" xmlns:wpg="http://schemas.microsoft.com/office/word/2010/wordprocessingGroup" xmlns:wpi="http://schemas.microsoft.com/office/word/2010/wordprocessingInk" xmlns:wps="http://schemas.microsoft.com/office/word/2010/wordprocessingShape" xmlns:o="urn:schemas-microsoft-com:office:office" xmlns:v="urn:schemas-microsoft-com:vml" xmlns:w10="urn:schemas-microsoft-com:office:word" xmlns:w="http://schemas.openxmlformats.org/wordprocessingml/2006/main" xmlns:w14="http://schemas.microsoft.com/office/word/2010/wordml" xmlns:w15="http://schemas.microsoft.com/office/word/2012/wordml" xmlns:w16cei="http://schemas.microsoft.com/office/word/2026/wordml/cei" xmlns:w16cex="http://schemas.microsoft.com/office/word/2018/wordml/cex" xmlns:w16cid="http://schemas.microsoft.com/office/word/2016/wordml/cid" xmlns:w16="http://schemas.microsoft.com/office/word/2018/wordml" xmlns:w16sdtdh="http://schemas.microsoft.com/office/word/2020/wordml/sdtdatahash" xmlns:w16sdtfl="http://schemas.microsoft.com/office/word/2024/wordml/sdtformatlock" xmlns:w16se="http://schemas.microsoft.com/office/word/2015/wordml/symex" xmlns:w16du="http://schemas.microsoft.com/office/word/2023/wordml/word16du" xmlns:wne="http://schemas.microsoft.com/office/word/2006/wordml" mc:Ignorable="w14 w15 w16se w16cid w16 w16cex w16sdtdh w16sdtfl w16du wp14">
   <w:sdt>
     <w:sdtPr>
       <w:rPr>
@@ -5956,7 +6151,7 @@
 </file>
 
 <file path=word/header2.xml><?xml version="1.0" encoding="utf-8"?>
-<w:hdr xmlns:wpc="http://schemas.microsoft.com/office/word/2010/wordprocessingCanvas" xmlns:cx="http://schemas.microsoft.com/office/drawing/2014/chartex" xmlns:cx1="http://schemas.microsoft.com/office/drawing/2015/9/8/chartex" xmlns:cx2="http://schemas.microsoft.com/office/drawing/2015/10/21/chartex" xmlns:cx3="http://schemas.microsoft.com/office/drawing/2016/5/9/chartex" xmlns:cx4="http://schemas.microsoft.com/office/drawing/2016/5/10/chartex" xmlns:cx5="http://schemas.microsoft.com/office/drawing/2016/5/11/chartex" xmlns:cx6="http://schemas.microsoft.com/office/drawing/2016/5/12/chartex" xmlns:cx7="http://schemas.microsoft.com/office/drawing/2016/5/13/chartex" xmlns:cx8="http://schemas.microsoft.com/office/drawing/2016/5/14/chartex" xmlns:mc="http://schemas.openxmlformats.org/markup-compatibility/2006" xmlns:aink="http://schemas.microsoft.com/office/drawing/2016/ink" xmlns:am3d="http://schemas.microsoft.com/office/drawing/2017/model3d" xmlns:o="urn:schemas-microsoft-com:office:office" xmlns:oel="http://schemas.microsoft.com/office/2019/extlst" xmlns:r="http://schemas.openxmlformats.org/officeDocument/2006/relationships" xmlns:m="http://schemas.openxmlformats.org/officeDocument/2006/math" xmlns:v="urn:schemas-microsoft-com:vml" xmlns:wp14="http://schemas.microsoft.com/office/word/2010/wordprocessingDrawing" xmlns:wp="http://schemas.openxmlformats.org/drawingml/2006/wordprocessingDrawing" xmlns:w10="urn:schemas-microsoft-com:office:word" xmlns:w="http://schemas.openxmlformats.org/wordprocessingml/2006/main" xmlns:w14="http://schemas.microsoft.com/office/word/2010/wordml" xmlns:w15="http://schemas.microsoft.com/office/word/2012/wordml" xmlns:w16cex="http://schemas.microsoft.com/office/word/2018/wordml/cex" xmlns:w16cid="http://schemas.microsoft.com/office/word/2016/wordml/cid" xmlns:w16="http://schemas.microsoft.com/office/word/2018/wordml" xmlns:w16du="http://schemas.microsoft.com/office/word/2023/wordml/word16du" xmlns:w16sdtdh="http://schemas.microsoft.com/office/word/2020/wordml/sdtdatahash" xmlns:w16sdtfl="http://schemas.microsoft.com/office/word/2024/wordml/sdtformatlock" xmlns:w16se="http://schemas.microsoft.com/office/word/2015/wordml/symex" xmlns:wpg="http://schemas.microsoft.com/office/word/2010/wordprocessingGroup" xmlns:wpi="http://schemas.microsoft.com/office/word/2010/wordprocessingInk" xmlns:wne="http://schemas.microsoft.com/office/word/2006/wordml" xmlns:wps="http://schemas.microsoft.com/office/word/2010/wordprocessingShape" mc:Ignorable="w14 w15 w16se w16cid w16 w16cex w16sdtdh w16sdtfl w16du wp14">
+<w:hdr xmlns:wpc="http://schemas.microsoft.com/office/word/2010/wordprocessingCanvas" xmlns:cx="http://schemas.microsoft.com/office/drawing/2014/chartex" xmlns:cx1="http://schemas.microsoft.com/office/drawing/2015/9/8/chartex" xmlns:cx2="http://schemas.microsoft.com/office/drawing/2015/10/21/chartex" xmlns:cx3="http://schemas.microsoft.com/office/drawing/2016/5/9/chartex" xmlns:cx4="http://schemas.microsoft.com/office/drawing/2016/5/10/chartex" xmlns:cx5="http://schemas.microsoft.com/office/drawing/2016/5/11/chartex" xmlns:cx6="http://schemas.microsoft.com/office/drawing/2016/5/12/chartex" xmlns:cx7="http://schemas.microsoft.com/office/drawing/2016/5/13/chartex" xmlns:cx8="http://schemas.microsoft.com/office/drawing/2016/5/14/chartex" xmlns:mc="http://schemas.openxmlformats.org/markup-compatibility/2006" xmlns:m="http://schemas.openxmlformats.org/officeDocument/2006/math" xmlns:aink="http://schemas.microsoft.com/office/drawing/2016/ink" xmlns:am3d="http://schemas.microsoft.com/office/drawing/2017/model3d" xmlns:oel="http://schemas.microsoft.com/office/2019/extlst" xmlns:r="http://schemas.openxmlformats.org/officeDocument/2006/relationships" xmlns:wp14="http://schemas.microsoft.com/office/word/2010/wordprocessingDrawing" xmlns:wp="http://schemas.openxmlformats.org/drawingml/2006/wordprocessingDrawing" xmlns:wpg="http://schemas.microsoft.com/office/word/2010/wordprocessingGroup" xmlns:wpi="http://schemas.microsoft.com/office/word/2010/wordprocessingInk" xmlns:wps="http://schemas.microsoft.com/office/word/2010/wordprocessingShape" xmlns:o="urn:schemas-microsoft-com:office:office" xmlns:v="urn:schemas-microsoft-com:vml" xmlns:w10="urn:schemas-microsoft-com:office:word" xmlns:w="http://schemas.openxmlformats.org/wordprocessingml/2006/main" xmlns:w14="http://schemas.microsoft.com/office/word/2010/wordml" xmlns:w15="http://schemas.microsoft.com/office/word/2012/wordml" xmlns:w16cei="http://schemas.microsoft.com/office/word/2026/wordml/cei" xmlns:w16cex="http://schemas.microsoft.com/office/word/2018/wordml/cex" xmlns:w16cid="http://schemas.microsoft.com/office/word/2016/wordml/cid" xmlns:w16="http://schemas.microsoft.com/office/word/2018/wordml" xmlns:w16sdtdh="http://schemas.microsoft.com/office/word/2020/wordml/sdtdatahash" xmlns:w16sdtfl="http://schemas.microsoft.com/office/word/2024/wordml/sdtformatlock" xmlns:w16se="http://schemas.microsoft.com/office/word/2015/wordml/symex" xmlns:w16du="http://schemas.microsoft.com/office/word/2023/wordml/word16du" xmlns:wne="http://schemas.microsoft.com/office/word/2006/wordml" mc:Ignorable="w14 w15 w16se w16cid w16 w16cex w16sdtdh w16sdtfl w16du wp14">
   <w:sdt>
     <w:sdtPr>
       <w:rPr>
@@ -6020,7 +6215,7 @@
 </file>
 
 <file path=word/styles.xml><?xml version="1.0" encoding="utf-8"?>
-<w:styles xmlns:mc="http://schemas.openxmlformats.org/markup-compatibility/2006" xmlns:r="http://schemas.openxmlformats.org/officeDocument/2006/relationships" xmlns:w="http://schemas.openxmlformats.org/wordprocessingml/2006/main" xmlns:w14="http://schemas.microsoft.com/office/word/2010/wordml" xmlns:w15="http://schemas.microsoft.com/office/word/2012/wordml" xmlns:w16cex="http://schemas.microsoft.com/office/word/2018/wordml/cex" xmlns:w16cid="http://schemas.microsoft.com/office/word/2016/wordml/cid" xmlns:w16="http://schemas.microsoft.com/office/word/2018/wordml" xmlns:w16du="http://schemas.microsoft.com/office/word/2023/wordml/word16du" xmlns:w16sdtdh="http://schemas.microsoft.com/office/word/2020/wordml/sdtdatahash" xmlns:w16sdtfl="http://schemas.microsoft.com/office/word/2024/wordml/sdtformatlock" xmlns:w16se="http://schemas.microsoft.com/office/word/2015/wordml/symex" mc:Ignorable="w14 w15 w16se w16cid w16 w16cex w16sdtdh w16sdtfl w16du">
+<w:styles xmlns:mc="http://schemas.openxmlformats.org/markup-compatibility/2006" xmlns:r="http://schemas.openxmlformats.org/officeDocument/2006/relationships" xmlns:w="http://schemas.openxmlformats.org/wordprocessingml/2006/main" xmlns:w14="http://schemas.microsoft.com/office/word/2010/wordml" xmlns:w15="http://schemas.microsoft.com/office/word/2012/wordml" xmlns:w16cex="http://schemas.microsoft.com/office/word/2018/wordml/cex" xmlns:w16cid="http://schemas.microsoft.com/office/word/2016/wordml/cid" xmlns:w16="http://schemas.microsoft.com/office/word/2018/wordml" xmlns:w16sdtdh="http://schemas.microsoft.com/office/word/2020/wordml/sdtdatahash" xmlns:w16sdtfl="http://schemas.microsoft.com/office/word/2024/wordml/sdtformatlock" xmlns:w16se="http://schemas.microsoft.com/office/word/2015/wordml/symex" xmlns:w16du="http://schemas.microsoft.com/office/word/2023/wordml/word16du" mc:Ignorable="w14 w15 w16se w16cid w16 w16cex w16sdtdh w16sdtfl w16du">
   <w:docDefaults>
     <w:rPrDefault>
       <w:rPr>
